--- a/ВКР.docx
+++ b/ВКР.docx
@@ -6,104 +6,100 @@
       <w:pPr>
         <w:pStyle w:val="1"/>
         <w:rPr>
-          <w:szCs w:val="28"/>
-          <w:lang w:eastAsia="ru-RU"/>
-        </w:rPr>
-      </w:pPr>
-      <w:r>
-        <w:rPr>
           <w:rFonts w:cs="Times New Roman"/>
           <w:szCs w:val="28"/>
         </w:rPr>
-        <w:t xml:space="preserve">1 Пару слов про реализацию </w:t>
-      </w:r>
-      <w:r>
-        <w:rPr>
-          <w:szCs w:val="28"/>
-          <w:lang w:eastAsia="ru-RU"/>
-        </w:rPr>
-        <w:t>веб-платформы для создания и чтения интерактивных художественных историй с механикой выбора пути повествования</w:t>
-      </w:r>
-    </w:p>
-    <w:p>
-      <w:pPr>
-        <w:rPr>
-          <w:lang w:eastAsia="ru-RU"/>
-        </w:rPr>
-      </w:pPr>
-      <w:bookmarkStart w:id="0" w:name="_GoBack"/>
+      </w:pPr>
+      <w:r>
+        <w:rPr>
+          <w:rFonts w:cs="Times New Roman"/>
+          <w:szCs w:val="28"/>
+        </w:rPr>
+        <w:t>1</w:t>
+      </w:r>
+      <w:r>
+        <w:rPr>
+          <w:rFonts w:cs="Times New Roman"/>
+          <w:szCs w:val="28"/>
+        </w:rPr>
+        <w:t xml:space="preserve"> </w:t>
+      </w:r>
+      <w:r>
+        <w:rPr>
+          <w:rFonts w:cs="Times New Roman"/>
+          <w:szCs w:val="28"/>
+        </w:rPr>
+        <w:t>Разработка приложения</w:t>
+      </w:r>
+    </w:p>
+    <w:p>
+      <w:pPr>
+        <w:rPr>
+          <w:rFonts w:cs="Times New Roman"/>
+          <w:szCs w:val="28"/>
+        </w:rPr>
+      </w:pPr>
+    </w:p>
+    <w:p>
+      <w:pPr>
+        <w:pStyle w:val="1"/>
+        <w:rPr>
+          <w:rFonts w:cs="Times New Roman"/>
+          <w:szCs w:val="28"/>
+        </w:rPr>
+      </w:pPr>
+      <w:bookmarkStart w:id="0" w:name="_Toc215722115"/>
+      <w:r>
+        <w:rPr>
+          <w:rFonts w:cs="Times New Roman"/>
+          <w:szCs w:val="28"/>
+        </w:rPr>
+        <w:t>1</w:t>
+      </w:r>
+      <w:r>
+        <w:rPr>
+          <w:rFonts w:cs="Times New Roman"/>
+          <w:szCs w:val="28"/>
+        </w:rPr>
+        <w:t>.1 Разработка структуры программы</w:t>
+      </w:r>
       <w:bookmarkEnd w:id="0"/>
     </w:p>
     <w:p>
-      <w:pPr>
-        <w:pStyle w:val="1"/>
+      <w:r>
+        <w:t>Архитектура веб-платформы для интерактивных историй построена по принципу многостраничного веб-приложения. Такой подход был выбран для обеспечения высокой отзывчивости интерфейса, упрощения процесса разработки и эффективной работы со сложными структурами данных, характерными для ветвящихся нарративов.</w:t>
+      </w:r>
+    </w:p>
+    <w:p>
+      <w:pPr>
         <w:rPr>
           <w:rFonts w:cs="Times New Roman"/>
           <w:szCs w:val="28"/>
         </w:rPr>
       </w:pPr>
       <w:r>
+        <w:t xml:space="preserve">Логика </w:t>
+      </w:r>
+      <w:r>
         <w:rPr>
           <w:rFonts w:cs="Times New Roman"/>
           <w:szCs w:val="28"/>
         </w:rPr>
-        <w:t xml:space="preserve">2 </w:t>
+        <w:t>работы системы аутентиф</w:t>
       </w:r>
       <w:r>
         <w:rPr>
           <w:rFonts w:cs="Times New Roman"/>
           <w:szCs w:val="28"/>
         </w:rPr>
-        <w:t>Разработка приложения</w:t>
-      </w:r>
-    </w:p>
-    <w:p>
-      <w:pPr>
+        <w:t>икации представлена на рисунке 1</w:t>
+      </w:r>
+      <w:r>
         <w:rPr>
           <w:rFonts w:cs="Times New Roman"/>
           <w:szCs w:val="28"/>
         </w:rPr>
-      </w:pPr>
-    </w:p>
-    <w:p>
-      <w:pPr>
-        <w:pStyle w:val="1"/>
-        <w:rPr>
-          <w:rFonts w:cs="Times New Roman"/>
-          <w:szCs w:val="28"/>
-        </w:rPr>
-      </w:pPr>
-      <w:bookmarkStart w:id="1" w:name="_Toc215722115"/>
-      <w:r>
-        <w:rPr>
-          <w:rFonts w:cs="Times New Roman"/>
-          <w:szCs w:val="28"/>
-        </w:rPr>
-        <w:t>2.1 Разработка структуры программы</w:t>
-      </w:r>
-      <w:bookmarkEnd w:id="1"/>
-    </w:p>
-    <w:p>
-      <w:r>
-        <w:t>Архитектура веб-платформы для интерактивных историй построена по принципу многостраничного веб-приложения. Такой подход был выбран для обеспечения высокой отзывчивости интерфейса, упрощения процесса разработки и эффективной работы со сложными структурами данных, характерными для ветвящихся нарративов.</w:t>
-      </w:r>
-    </w:p>
-    <w:p>
-      <w:pPr>
-        <w:rPr>
-          <w:rFonts w:cs="Times New Roman"/>
-          <w:szCs w:val="28"/>
-        </w:rPr>
-      </w:pPr>
-      <w:r>
-        <w:t xml:space="preserve">Логика </w:t>
-      </w:r>
-      <w:r>
-        <w:rPr>
-          <w:rFonts w:cs="Times New Roman"/>
-          <w:szCs w:val="28"/>
-        </w:rPr>
-        <w:t>работы системы аутентификации представлена на рисунке 2.1.</w:t>
+        <w:t>.1.</w:t>
       </w:r>
     </w:p>
     <w:p/>
@@ -167,7 +163,10 @@
         <w:jc w:val="center"/>
       </w:pPr>
       <w:r>
-        <w:t>Рисунок 2.1 – Пример авторизации пользователя</w:t>
+        <w:t>Рисунок 1</w:t>
+      </w:r>
+      <w:r>
+        <w:t>.1 – Пример авторизации пользователя</w:t>
       </w:r>
     </w:p>
     <w:p>
@@ -177,7 +176,13 @@
     </w:p>
     <w:p>
       <w:r>
-        <w:t>Логика работы редакторы предоставлено на рисунке 2.2.</w:t>
+        <w:t>Логика работы реда</w:t>
+      </w:r>
+      <w:r>
+        <w:t>кторы предоставлено на рисунке 1</w:t>
+      </w:r>
+      <w:r>
+        <w:t>.2.</w:t>
       </w:r>
     </w:p>
     <w:p/>
@@ -242,7 +247,13 @@
         <w:jc w:val="center"/>
       </w:pPr>
       <w:r>
-        <w:t>Рисунок 2.2 – Пример создания новой истории</w:t>
+        <w:t xml:space="preserve">Рисунок </w:t>
+      </w:r>
+      <w:r>
+        <w:t>1</w:t>
+      </w:r>
+      <w:r>
+        <w:t>.2 – Пример создания новой истории</w:t>
       </w:r>
     </w:p>
     <w:p/>
@@ -264,15 +275,22 @@
           <w:szCs w:val="28"/>
         </w:rPr>
       </w:pPr>
-      <w:bookmarkStart w:id="2" w:name="_Toc215722116"/>
+      <w:bookmarkStart w:id="1" w:name="_Toc215722116"/>
       <w:r>
         <w:rPr>
           <w:rFonts w:cs="Times New Roman"/>
           <w:szCs w:val="28"/>
         </w:rPr>
-        <w:t>2.2 Разработка макетов основных форм приложения</w:t>
-      </w:r>
-      <w:bookmarkEnd w:id="2"/>
+        <w:t>1</w:t>
+      </w:r>
+      <w:r>
+        <w:rPr>
+          <w:rFonts w:cs="Times New Roman"/>
+          <w:szCs w:val="28"/>
+        </w:rPr>
+        <w:t>.2 Разработка макетов основных форм приложения</w:t>
+      </w:r>
+      <w:bookmarkEnd w:id="1"/>
     </w:p>
     <w:p>
       <w:pPr>
@@ -281,7 +299,13 @@
     </w:p>
     <w:p>
       <w:r>
-        <w:t>Разработанный макет веб-платформы представляет собой комплексный визуальный прототип, определяющий структуру, навигацию и пользовательский интерфейс всей системы. Макет служит фундаментальной основой для дальнейшей разработки, устанавливая единые стандарты оформления, принципы взаимодействия и архитектуру визуальных компонентов. Пример макета страниц предоставлен на рисунке 2.3.</w:t>
+        <w:t xml:space="preserve">Разработанный макет веб-платформы представляет собой комплексный визуальный прототип, определяющий структуру, навигацию и пользовательский интерфейс всей системы. Макет служит фундаментальной основой для дальнейшей разработки, устанавливая единые стандарты оформления, принципы взаимодействия и архитектуру визуальных компонентов. Пример макета страниц предоставлен на рисунке </w:t>
+      </w:r>
+      <w:r>
+        <w:t>1</w:t>
+      </w:r>
+      <w:r>
+        <w:t>.3.</w:t>
       </w:r>
     </w:p>
     <w:p/>
@@ -352,7 +376,13 @@
         <w:jc w:val="center"/>
       </w:pPr>
       <w:r>
-        <w:t>Рисунок 2.3 – Макет страницы</w:t>
+        <w:t xml:space="preserve">Рисунок </w:t>
+      </w:r>
+      <w:r>
+        <w:t>1</w:t>
+      </w:r>
+      <w:r>
+        <w:t>.3 – Макет страницы</w:t>
       </w:r>
     </w:p>
     <w:p>
@@ -378,15 +408,22 @@
           <w:szCs w:val="28"/>
         </w:rPr>
       </w:pPr>
-      <w:bookmarkStart w:id="3" w:name="_Toc215722117"/>
+      <w:bookmarkStart w:id="2" w:name="_Toc215722117"/>
       <w:r>
         <w:rPr>
           <w:rFonts w:cs="Times New Roman"/>
           <w:szCs w:val="28"/>
         </w:rPr>
-        <w:t>2.3 Проектирование и разработка базы данных</w:t>
-      </w:r>
-      <w:bookmarkEnd w:id="3"/>
+        <w:t>1</w:t>
+      </w:r>
+      <w:r>
+        <w:rPr>
+          <w:rFonts w:cs="Times New Roman"/>
+          <w:szCs w:val="28"/>
+        </w:rPr>
+        <w:t>.3 Проектирование и разработка базы данных</w:t>
+      </w:r>
+      <w:bookmarkEnd w:id="2"/>
     </w:p>
     <w:p/>
     <w:p>
@@ -405,7 +442,13 @@
         <w:t>ERD</w:t>
       </w:r>
       <w:r>
-        <w:t>-диаграммы представлен на рисунке 2.4.</w:t>
+        <w:t xml:space="preserve">-диаграммы представлен на рисунке </w:t>
+      </w:r>
+      <w:r>
+        <w:t>1</w:t>
+      </w:r>
+      <w:r>
+        <w:t>.4.</w:t>
       </w:r>
     </w:p>
     <w:p/>
@@ -470,7 +513,13 @@
         <w:jc w:val="center"/>
       </w:pPr>
       <w:r>
-        <w:t xml:space="preserve">Рисунок 2.4 – </w:t>
+        <w:t xml:space="preserve">Рисунок </w:t>
+      </w:r>
+      <w:r>
+        <w:t>1</w:t>
+      </w:r>
+      <w:r>
+        <w:t xml:space="preserve">.4 – </w:t>
       </w:r>
       <w:r>
         <w:rPr>
@@ -494,7 +543,13 @@
     </w:p>
     <w:p>
       <w:r>
-        <w:t>Создадим таблицы пользователей и жанров. В жанрах дополнительно укажем основной список для выбора при создании истории. Пример кода для создания показан в листинге 2.1.</w:t>
+        <w:t xml:space="preserve">Создадим таблицы пользователей и жанров. В жанрах дополнительно укажем основной список для выбора при создании истории. Пример кода для создания показан в листинге </w:t>
+      </w:r>
+      <w:r>
+        <w:t>1</w:t>
+      </w:r>
+      <w:r>
+        <w:t>.1.</w:t>
       </w:r>
     </w:p>
     <w:p/>
@@ -503,7 +558,13 @@
         <w:ind w:firstLine="0"/>
       </w:pPr>
       <w:r>
-        <w:t>Листинг 2.1 – Создание таблиц пользователей и жанров</w:t>
+        <w:t xml:space="preserve">Листинг </w:t>
+      </w:r>
+      <w:r>
+        <w:t>1</w:t>
+      </w:r>
+      <w:r>
+        <w:t>.1 – Создание таблиц пользователей и жанров</w:t>
       </w:r>
     </w:p>
     <w:p>
@@ -1376,7 +1437,13 @@
     <w:p>
       <w:r>
         <w:lastRenderedPageBreak/>
-        <w:t>Создадим таблицы историй и глав. Пример кода для создания показан в листинге 2.2.</w:t>
+        <w:t>Создадим таблицы историй и глав. Пример кода д</w:t>
+      </w:r>
+      <w:r>
+        <w:t>ля создания показан в листинге 1</w:t>
+      </w:r>
+      <w:r>
+        <w:t>.2.</w:t>
       </w:r>
     </w:p>
     <w:p/>
@@ -1385,7 +1452,13 @@
         <w:ind w:firstLine="0"/>
       </w:pPr>
       <w:r>
-        <w:t>Листинг 2.2 – Создание таблиц историй и глав</w:t>
+        <w:t xml:space="preserve">Листинг </w:t>
+      </w:r>
+      <w:r>
+        <w:t>1</w:t>
+      </w:r>
+      <w:r>
+        <w:t>.2 – Создание таблиц историй и глав</w:t>
       </w:r>
     </w:p>
     <w:p>
@@ -2623,7 +2696,13 @@
     </w:p>
     <w:p>
       <w:r>
-        <w:t>Для корректной работы веб-платформы необходимо дополнительно создать таблицы, через которые будет осуществляться ветвление сюжетных линий. В этих таблицах будут хранится связи между главами. Пример кода для создания показан в листинге 2.3.</w:t>
+        <w:t xml:space="preserve">Для корректной работы веб-платформы необходимо дополнительно создать таблицы, через которые будет осуществляться ветвление сюжетных линий. В этих таблицах будут хранится связи между главами. Пример кода для создания показан в листинге </w:t>
+      </w:r>
+      <w:r>
+        <w:t>1</w:t>
+      </w:r>
+      <w:r>
+        <w:t>.3.</w:t>
       </w:r>
     </w:p>
     <w:p/>
@@ -2632,7 +2711,13 @@
         <w:ind w:firstLine="0"/>
       </w:pPr>
       <w:r>
-        <w:t>Листинг 2.3 – Создание вспомогательных таблиц</w:t>
+        <w:t xml:space="preserve">Листинг </w:t>
+      </w:r>
+      <w:r>
+        <w:t>1</w:t>
+      </w:r>
+      <w:r>
+        <w:t>.3 – Создание вспомогательных таблиц</w:t>
       </w:r>
     </w:p>
     <w:p>
@@ -3275,16 +3360,23 @@
           <w:szCs w:val="28"/>
         </w:rPr>
       </w:pPr>
-      <w:bookmarkStart w:id="4" w:name="_Toc215722118"/>
+      <w:bookmarkStart w:id="3" w:name="_Toc215722118"/>
       <w:r>
         <w:rPr>
           <w:rFonts w:cs="Times New Roman"/>
           <w:szCs w:val="28"/>
         </w:rPr>
         <w:lastRenderedPageBreak/>
-        <w:t>2.4 Разработка пользовательского интерфейса</w:t>
-      </w:r>
-      <w:bookmarkEnd w:id="4"/>
+        <w:t>1</w:t>
+      </w:r>
+      <w:r>
+        <w:rPr>
+          <w:rFonts w:cs="Times New Roman"/>
+          <w:szCs w:val="28"/>
+        </w:rPr>
+        <w:t>.4 Разработка пользовательского интерфейса</w:t>
+      </w:r>
+      <w:bookmarkEnd w:id="3"/>
     </w:p>
     <w:p>
       <w:pPr>
@@ -3371,7 +3463,13 @@
         <w:jc w:val="center"/>
       </w:pPr>
       <w:r>
-        <w:t>Рисунок 2.5 – Вход в систему</w:t>
+        <w:t xml:space="preserve">Рисунок </w:t>
+      </w:r>
+      <w:r>
+        <w:t>1</w:t>
+      </w:r>
+      <w:r>
+        <w:t>.5 – Вход в систему</w:t>
       </w:r>
     </w:p>
     <w:p>
@@ -3386,7 +3484,13 @@
         <w:ind w:firstLine="709"/>
       </w:pPr>
       <w:r>
-        <w:t>Основная страница платформы представлена на рисунке 2.6. После входа в систему открывается возможность просмотра черновиков и создания новых работ. Вкладки «Каталог», «Авторы» и «О проекте» доступны без авторизации. Ознакомится с кодом страницы можно в Приложении А</w:t>
+        <w:t xml:space="preserve">Основная страница платформы представлена на рисунке </w:t>
+      </w:r>
+      <w:r>
+        <w:t>1</w:t>
+      </w:r>
+      <w:r>
+        <w:t>.6. После входа в систему открывается возможность просмотра черновиков и создания новых работ. Вкладки «Каталог», «Авторы» и «О проекте» доступны без авторизации. Ознакомится с кодом страницы можно в Приложении А</w:t>
       </w:r>
     </w:p>
     <w:p>
@@ -3455,7 +3559,13 @@
         <w:jc w:val="center"/>
       </w:pPr>
       <w:r>
-        <w:t>Рисунок 2.6 – Главное меню</w:t>
+        <w:t xml:space="preserve">Рисунок </w:t>
+      </w:r>
+      <w:r>
+        <w:t>1</w:t>
+      </w:r>
+      <w:r>
+        <w:t>.6 – Главное меню</w:t>
       </w:r>
     </w:p>
     <w:p>
@@ -3470,7 +3580,25 @@
         <w:ind w:firstLine="709"/>
       </w:pPr>
       <w:r>
-        <w:t>Дальше разработаем панель-меню с основными вкладками веб-платформы. На рисунках 2.7, 2.8, 2.9 показаны основные вкладки: «Каталог», «Авторы», «О проекте».</w:t>
+        <w:t xml:space="preserve">Дальше разработаем панель-меню с основными вкладками веб-платформы. На рисунках </w:t>
+      </w:r>
+      <w:r>
+        <w:t>1</w:t>
+      </w:r>
+      <w:r>
+        <w:t xml:space="preserve">.7, </w:t>
+      </w:r>
+      <w:r>
+        <w:t>1</w:t>
+      </w:r>
+      <w:r>
+        <w:t xml:space="preserve">.8, </w:t>
+      </w:r>
+      <w:r>
+        <w:t>1</w:t>
+      </w:r>
+      <w:r>
+        <w:t>.9 показаны основные вкладки: «Каталог», «Авторы», «О проекте».</w:t>
       </w:r>
     </w:p>
     <w:p>
@@ -3536,7 +3664,13 @@
         <w:jc w:val="center"/>
       </w:pPr>
       <w:r>
-        <w:t>Рисунок 2.7 – Каталог историй</w:t>
+        <w:t xml:space="preserve">Рисунок </w:t>
+      </w:r>
+      <w:r>
+        <w:t>1</w:t>
+      </w:r>
+      <w:r>
+        <w:t>.7 – Каталог историй</w:t>
       </w:r>
     </w:p>
     <w:p>
@@ -3610,7 +3744,13 @@
         <w:jc w:val="center"/>
       </w:pPr>
       <w:r>
-        <w:t>Рисунок 2.8 – Список зарегистрированных пользователей</w:t>
+        <w:t xml:space="preserve">Рисунок </w:t>
+      </w:r>
+      <w:r>
+        <w:t>1</w:t>
+      </w:r>
+      <w:r>
+        <w:t>.8 – Список зарегистрированных пользователей</w:t>
       </w:r>
     </w:p>
     <w:p>
@@ -3683,7 +3823,13 @@
         <w:jc w:val="center"/>
       </w:pPr>
       <w:r>
-        <w:t>Рисунок 2.9 – Информация о проекте</w:t>
+        <w:t xml:space="preserve">Рисунок </w:t>
+      </w:r>
+      <w:r>
+        <w:t>1</w:t>
+      </w:r>
+      <w:r>
+        <w:t>.9 – Информация о проекте</w:t>
       </w:r>
     </w:p>
     <w:p>
@@ -3698,7 +3844,13 @@
         <w:ind w:firstLine="709"/>
       </w:pPr>
       <w:r>
-        <w:t>Одним из важных функционалов является просмотр неопубликованных работ и возможность их редактирования. На рисунке 2.10 показана реализация списка черновиков. Ознакомится с кодом страницы можно в Приложении А.</w:t>
+        <w:t xml:space="preserve">Одним из важных функционалов является просмотр неопубликованных работ и возможность их редактирования. На рисунке </w:t>
+      </w:r>
+      <w:r>
+        <w:t>1</w:t>
+      </w:r>
+      <w:r>
+        <w:t>.10 показана реализация списка черновиков. Ознакомится с кодом страницы можно в Приложении А.</w:t>
       </w:r>
     </w:p>
     <w:p>
@@ -3772,7 +3924,13 @@
         <w:jc w:val="center"/>
       </w:pPr>
       <w:r>
-        <w:t>Рисунок 2.10 – Доступные черновики</w:t>
+        <w:t xml:space="preserve">Рисунок </w:t>
+      </w:r>
+      <w:r>
+        <w:t>1</w:t>
+      </w:r>
+      <w:r>
+        <w:t>.10 – Доступные черновики</w:t>
       </w:r>
     </w:p>
     <w:p>
@@ -3787,7 +3945,25 @@
         <w:ind w:firstLine="709"/>
       </w:pPr>
       <w:r>
-        <w:t>После создания основного шаблона платформы, создадим текстовый редактор, для публикации новых историй. На рисунке 2.11 показан шаблон для создания «шапки» истории, что включает в себя название, жанр и краткое описание. Публикация новых глав осуществляется в редакторе глав, что открывается автоматически после создания новой истории (Рисунок 2.12). Ознакомится с кодом страницы можно в Приложении А.</w:t>
+        <w:t xml:space="preserve">После создания основного шаблона платформы, создадим текстовый редактор, для публикации новых историй. На рисунке </w:t>
+      </w:r>
+      <w:r>
+        <w:t>1</w:t>
+      </w:r>
+      <w:r>
+        <w:t xml:space="preserve">.11 показан шаблон для создания «шапки» истории, что включает в себя название, жанр и краткое описание. Публикация новых глав осуществляется в редакторе глав, что открывается автоматически после создания новой истории (Рисунок </w:t>
+      </w:r>
+      <w:r>
+        <w:t>1</w:t>
+      </w:r>
+      <w:r>
+        <w:t>.1</w:t>
+      </w:r>
+      <w:r>
+        <w:t>2</w:t>
+      </w:r>
+      <w:r>
+        <w:t>). Ознакомится с кодом страницы можно в Приложении А.</w:t>
       </w:r>
     </w:p>
     <w:p>
@@ -3855,7 +4031,13 @@
         <w:jc w:val="center"/>
       </w:pPr>
       <w:r>
-        <w:t>Рисунок 2.11 – Создание новой истории</w:t>
+        <w:t xml:space="preserve">Рисунок </w:t>
+      </w:r>
+      <w:r>
+        <w:t>1</w:t>
+      </w:r>
+      <w:r>
+        <w:t>.11 – Создание новой истории</w:t>
       </w:r>
     </w:p>
     <w:p>
@@ -3930,7 +4112,13 @@
         <w:jc w:val="center"/>
       </w:pPr>
       <w:r>
-        <w:t>Рисунок 2.12 – Редактор глав</w:t>
+        <w:t xml:space="preserve">Рисунок </w:t>
+      </w:r>
+      <w:r>
+        <w:t>1</w:t>
+      </w:r>
+      <w:r>
+        <w:t>.12 – Редактор глав</w:t>
       </w:r>
     </w:p>
     <w:p/>
@@ -3942,15 +4130,22 @@
           <w:szCs w:val="28"/>
         </w:rPr>
       </w:pPr>
-      <w:bookmarkStart w:id="5" w:name="_Toc216959496"/>
+      <w:bookmarkStart w:id="4" w:name="_Toc216959496"/>
       <w:r>
         <w:rPr>
           <w:rFonts w:cs="Times New Roman"/>
           <w:szCs w:val="28"/>
         </w:rPr>
-        <w:t>3 Разработка функционала</w:t>
-      </w:r>
-      <w:bookmarkEnd w:id="5"/>
+        <w:t>2</w:t>
+      </w:r>
+      <w:r>
+        <w:rPr>
+          <w:rFonts w:cs="Times New Roman"/>
+          <w:szCs w:val="28"/>
+        </w:rPr>
+        <w:t xml:space="preserve"> Разработка функционала</w:t>
+      </w:r>
+      <w:bookmarkEnd w:id="4"/>
     </w:p>
     <w:p/>
     <w:p>
@@ -3962,15 +4157,22 @@
           <w:szCs w:val="28"/>
         </w:rPr>
       </w:pPr>
-      <w:bookmarkStart w:id="6" w:name="_Toc216959497"/>
+      <w:bookmarkStart w:id="5" w:name="_Toc216959497"/>
       <w:r>
         <w:rPr>
           <w:rFonts w:cs="Times New Roman"/>
           <w:szCs w:val="28"/>
         </w:rPr>
-        <w:t>3.1 Разработка редактора нелинейных глав</w:t>
-      </w:r>
-      <w:bookmarkEnd w:id="6"/>
+        <w:t>2</w:t>
+      </w:r>
+      <w:r>
+        <w:rPr>
+          <w:rFonts w:cs="Times New Roman"/>
+          <w:szCs w:val="28"/>
+        </w:rPr>
+        <w:t>.1 Разработка редактора нелинейных глав</w:t>
+      </w:r>
+      <w:bookmarkEnd w:id="5"/>
     </w:p>
     <w:p>
       <w:pPr>
@@ -4133,7 +4335,21 @@
           <w:sz w:val="28"/>
           <w:szCs w:val="28"/>
         </w:rPr>
-        <w:t xml:space="preserve">), состоящий из двух панелей. Левая панель отображает список всех глав истории в виде наглядных карточек (Рисунок 3.1). </w:t>
+        <w:t xml:space="preserve">), состоящий из двух панелей. Левая панель отображает список всех глав истории в виде наглядных карточек (Рисунок </w:t>
+      </w:r>
+      <w:r>
+        <w:rPr>
+          <w:sz w:val="28"/>
+          <w:szCs w:val="28"/>
+        </w:rPr>
+        <w:t>2</w:t>
+      </w:r>
+      <w:r>
+        <w:rPr>
+          <w:sz w:val="28"/>
+          <w:szCs w:val="28"/>
+        </w:rPr>
+        <w:t xml:space="preserve">.1). </w:t>
       </w:r>
     </w:p>
     <w:p>
@@ -4211,7 +4427,13 @@
         <w:jc w:val="center"/>
       </w:pPr>
       <w:r>
-        <w:t>Рисунок 3.1 – Редактор для нелинейных историй</w:t>
+        <w:t xml:space="preserve">Рисунок </w:t>
+      </w:r>
+      <w:r>
+        <w:t>2</w:t>
+      </w:r>
+      <w:r>
+        <w:t>.1 – Редактор для нелинейных историй</w:t>
       </w:r>
     </w:p>
     <w:p>
@@ -4237,7 +4459,35 @@
           <w:sz w:val="28"/>
           <w:szCs w:val="28"/>
         </w:rPr>
-        <w:t>Правая является динамической рабочей областью для редактирования содержимого выбранной главы и управления её вариантами выбора, которые отображаются в виде интерактивного списка (Рисунок 3.2).</w:t>
+        <w:t xml:space="preserve">Правая является динамической рабочей областью для редактирования содержимого выбранной главы и управления её вариантами выбора, которые отображаются в виде интерактивного списка (Рисунок </w:t>
+      </w:r>
+      <w:r>
+        <w:rPr>
+          <w:sz w:val="28"/>
+          <w:szCs w:val="28"/>
+        </w:rPr>
+        <w:t>2</w:t>
+      </w:r>
+      <w:r>
+        <w:rPr>
+          <w:sz w:val="28"/>
+          <w:szCs w:val="28"/>
+        </w:rPr>
+        <w:t>.</w:t>
+      </w:r>
+      <w:r>
+        <w:rPr>
+          <w:sz w:val="28"/>
+          <w:szCs w:val="28"/>
+        </w:rPr>
+        <w:t>2</w:t>
+      </w:r>
+      <w:r>
+        <w:rPr>
+          <w:sz w:val="28"/>
+          <w:szCs w:val="28"/>
+        </w:rPr>
+        <w:t>).</w:t>
       </w:r>
     </w:p>
     <w:p>
@@ -4341,7 +4591,13 @@
         <w:jc w:val="center"/>
       </w:pPr>
       <w:r>
-        <w:t>Рисунок 3.2 – Добавление варианта выбора</w:t>
+        <w:t xml:space="preserve">Рисунок </w:t>
+      </w:r>
+      <w:r>
+        <w:t>2</w:t>
+      </w:r>
+      <w:r>
+        <w:t>.2 – Добавление варианта выбора</w:t>
       </w:r>
     </w:p>
     <w:p>
@@ -4354,11 +4610,14 @@
       <w:pPr>
         <w:pStyle w:val="1"/>
       </w:pPr>
-      <w:bookmarkStart w:id="7" w:name="_Toc216959498"/>
-      <w:r>
-        <w:t>3.2 Разработка функции регистрации</w:t>
-      </w:r>
-      <w:bookmarkEnd w:id="7"/>
+      <w:bookmarkStart w:id="6" w:name="_Toc216959498"/>
+      <w:r>
+        <w:t>2</w:t>
+      </w:r>
+      <w:r>
+        <w:t>.2 Разработка функции регистрации</w:t>
+      </w:r>
+      <w:bookmarkEnd w:id="6"/>
     </w:p>
     <w:p>
       <w:pPr>
@@ -4597,7 +4856,21 @@
           <w:sz w:val="28"/>
           <w:szCs w:val="28"/>
         </w:rPr>
-        <w:t>В результате реализована система, которая автоматически создаёт сессию пользователя после успешного входа, перенаправляет его в личный кабинет и позволяет безопасно работать с платформой (Рисунок 3.3).</w:t>
+        <w:t xml:space="preserve">В результате реализована система, которая автоматически создаёт сессию пользователя после успешного входа, перенаправляет его в личный кабинет и позволяет безопасно работать с платформой (Рисунок </w:t>
+      </w:r>
+      <w:r>
+        <w:rPr>
+          <w:sz w:val="28"/>
+          <w:szCs w:val="28"/>
+        </w:rPr>
+        <w:t>2</w:t>
+      </w:r>
+      <w:r>
+        <w:rPr>
+          <w:sz w:val="28"/>
+          <w:szCs w:val="28"/>
+        </w:rPr>
+        <w:t>.3).</w:t>
       </w:r>
     </w:p>
     <w:p>
@@ -4639,7 +4912,7 @@
                   <pic:spPr bwMode="auto">
                     <a:xfrm>
                       <a:off x="0" y="0"/>
-                      <a:ext cx="5343978" cy="2535711"/>
+                      <a:ext cx="5335270" cy="2531579"/>
                     </a:xfrm>
                     <a:prstGeom prst="rect">
                       <a:avLst/>
@@ -4674,7 +4947,13 @@
         <w:jc w:val="center"/>
       </w:pPr>
       <w:r>
-        <w:t>Рисунок 3.3 – Окно регистрации</w:t>
+        <w:t xml:space="preserve">Рисунок </w:t>
+      </w:r>
+      <w:r>
+        <w:t>2</w:t>
+      </w:r>
+      <w:r>
+        <w:t>.3 – Окно регистрации</w:t>
       </w:r>
     </w:p>
     <w:p>
@@ -4688,11 +4967,14 @@
       <w:pPr>
         <w:pStyle w:val="1"/>
       </w:pPr>
-      <w:bookmarkStart w:id="8" w:name="_Toc216959499"/>
-      <w:r>
-        <w:t>3.3 Разработка функции чтения</w:t>
-      </w:r>
-      <w:bookmarkEnd w:id="8"/>
+      <w:bookmarkStart w:id="7" w:name="_Toc216959499"/>
+      <w:r>
+        <w:t>2</w:t>
+      </w:r>
+      <w:r>
+        <w:t>.3 Разработка функции чтения</w:t>
+      </w:r>
+      <w:bookmarkEnd w:id="7"/>
     </w:p>
     <w:p>
       <w:pPr>
@@ -4782,7 +5064,21 @@
           <w:sz w:val="28"/>
           <w:szCs w:val="28"/>
         </w:rPr>
-        <w:t>) не перезагружается полностью. При выборе истории по её ID асинхронно загружаются данные (заголовок, описание, список глав). При клике на конкретную главу её содержимое подгружается и отображается в основном блоке интерфейса (Рисунок 3.4);</w:t>
+        <w:t xml:space="preserve">) не перезагружается полностью. При выборе истории по её ID асинхронно загружаются данные (заголовок, описание, список глав). При клике на конкретную главу её содержимое подгружается и отображается в основном блоке интерфейса (Рисунок </w:t>
+      </w:r>
+      <w:r>
+        <w:rPr>
+          <w:sz w:val="28"/>
+          <w:szCs w:val="28"/>
+        </w:rPr>
+        <w:t>2</w:t>
+      </w:r>
+      <w:r>
+        <w:rPr>
+          <w:sz w:val="28"/>
+          <w:szCs w:val="28"/>
+        </w:rPr>
+        <w:t>.4);</w:t>
       </w:r>
     </w:p>
     <w:p>
@@ -4810,7 +5106,7 @@
         <w:drawing>
           <wp:inline distT="0" distB="0" distL="0" distR="0" wp14:anchorId="38509E1F" wp14:editId="07CEE148">
             <wp:extent cx="5362953" cy="2542674"/>
-            <wp:effectExtent l="19050" t="19050" r="28575" b="10160"/>
+            <wp:effectExtent l="19050" t="19050" r="9525" b="23495"/>
             <wp:docPr id="15" name="Рисунок 15"/>
             <wp:cNvGraphicFramePr>
               <a:graphicFrameLocks xmlns:a="http://schemas.openxmlformats.org/drawingml/2006/main" noChangeAspect="1"/>
@@ -4830,7 +5126,7 @@
                   <pic:spPr bwMode="auto">
                     <a:xfrm>
                       <a:off x="0" y="0"/>
-                      <a:ext cx="5377341" cy="2549496"/>
+                      <a:ext cx="5362953" cy="2542674"/>
                     </a:xfrm>
                     <a:prstGeom prst="rect">
                       <a:avLst/>
@@ -4865,7 +5161,13 @@
         <w:jc w:val="center"/>
       </w:pPr>
       <w:r>
-        <w:t>Рисунок 3.4 – Содержание истории</w:t>
+        <w:t xml:space="preserve">Рисунок </w:t>
+      </w:r>
+      <w:r>
+        <w:t>2</w:t>
+      </w:r>
+      <w:r>
+        <w:t>.4 – Содержание истории</w:t>
       </w:r>
     </w:p>
     <w:p>
@@ -4921,7 +5223,21 @@
           <w:sz w:val="28"/>
           <w:szCs w:val="28"/>
         </w:rPr>
-        <w:t>. Если варианты выбора существуют, они отображаются в виде набора кнопок. При нажатии на кнопку происходит плавный переход к содержимому выбранной главы, создавая эффект непрерывного повествования (Рисунок 3.5).</w:t>
+        <w:t xml:space="preserve">. Если варианты выбора существуют, они отображаются в виде набора кнопок. При нажатии на кнопку происходит плавный переход к содержимому выбранной главы, создавая эффект непрерывного повествования (Рисунок </w:t>
+      </w:r>
+      <w:r>
+        <w:rPr>
+          <w:sz w:val="28"/>
+          <w:szCs w:val="28"/>
+        </w:rPr>
+        <w:t>2</w:t>
+      </w:r>
+      <w:r>
+        <w:rPr>
+          <w:sz w:val="28"/>
+          <w:szCs w:val="28"/>
+        </w:rPr>
+        <w:t>.5).</w:t>
       </w:r>
     </w:p>
     <w:p>
@@ -4985,7 +5301,7 @@
                   <pic:spPr bwMode="auto">
                     <a:xfrm>
                       <a:off x="0" y="0"/>
-                      <a:ext cx="5727891" cy="2709398"/>
+                      <a:ext cx="5723774" cy="2707451"/>
                     </a:xfrm>
                     <a:prstGeom prst="rect">
                       <a:avLst/>
@@ -5020,7 +5336,15 @@
         <w:jc w:val="center"/>
       </w:pPr>
       <w:r>
-        <w:t>Рисунок 3.5 – Чтение глав</w:t>
+        <w:t xml:space="preserve">Рисунок </w:t>
+      </w:r>
+      <w:r>
+        <w:t>2</w:t>
+      </w:r>
+      <w:bookmarkStart w:id="8" w:name="_GoBack"/>
+      <w:bookmarkEnd w:id="8"/>
+      <w:r>
+        <w:t>.5 – Чтение глав</w:t>
       </w:r>
     </w:p>
     <w:p/>
